--- a/Replikasi/Replikasi.docx
+++ b/Replikasi/Replikasi.docx
@@ -32,7 +32,7 @@
       </w:r>
     </w:p>
     <w:bookmarkEnd w:id="11"/>
-    <w:bookmarkStart w:id="22" w:name="Xd7208dd639781ef0f2b183c3705042c9504a629"/>
+    <w:bookmarkStart w:id="28" w:name="Xd7208dd639781ef0f2b183c3705042c9504a629"/>
     <w:p>
       <w:pPr>
         <w:pStyle w:val="Heading1"/>
@@ -766,7 +766,7 @@
     </w:p>
     <w:bookmarkEnd w:id="17"/>
     <w:bookmarkEnd w:id="18"/>
-    <w:bookmarkStart w:id="21" w:name="lampiran-screenshot"/>
+    <w:bookmarkStart w:id="27" w:name="lampiran-screenshot"/>
     <w:p>
       <w:pPr>
         <w:pStyle w:val="Heading2"/>
@@ -775,7 +775,7 @@
         <w:t xml:space="preserve">Lampiran: Screenshot</w:t>
       </w:r>
     </w:p>
-    <w:bookmarkStart w:id="19" w:name="kode-program-replikasi"/>
+    <w:bookmarkStart w:id="22" w:name="kode-program-replikasi"/>
     <w:p>
       <w:pPr>
         <w:pStyle w:val="Heading3"/>
@@ -784,31 +784,53 @@
         <w:t xml:space="preserve">Kode Program Replikasi</w:t>
       </w:r>
     </w:p>
-    <w:tbl>
-      <w:tblPr>
-        <w:tblStyle w:val="FigureTable"/>
-        <w:tblW w:type="auto" w:w="0"/>
-        <w:jc w:val="center"/>
-        <w:tblLook w:firstRow="0" w:lastRow="0" w:firstColumn="0" w:lastColumn="0"/>
-      </w:tblPr>
-      <w:tblGrid>
-        <w:gridCol w:w="7920"/>
-      </w:tblGrid>
-      <w:tr>
-        <w:tc>
-          <w:tcPr/>
-          <w:p>
-            <w:pPr>
-              <w:pStyle w:val="Compact"/>
-              <w:jc w:val="center"/>
-            </w:pPr>
-            <w:r>
-              <w:t xml:space="preserve">Kode Program</w:t>
-            </w:r>
-          </w:p>
-        </w:tc>
-      </w:tr>
-    </w:tbl>
+    <w:p>
+      <w:pPr>
+        <w:pStyle w:val="CaptionedFigure"/>
+      </w:pPr>
+      <w:r>
+        <w:drawing>
+          <wp:inline>
+            <wp:extent cx="5334000" cy="2783948"/>
+            <wp:effectExtent b="0" l="0" r="0" t="0"/>
+            <wp:docPr descr="Kode Program" title="" id="20" name="Picture"/>
+            <a:graphic>
+              <a:graphicData uri="http://schemas.openxmlformats.org/drawingml/2006/picture">
+                <pic:pic>
+                  <pic:nvPicPr>
+                    <pic:cNvPr descr="code.png" id="21" name="Picture"/>
+                    <pic:cNvPicPr>
+                      <a:picLocks noChangeArrowheads="1" noChangeAspect="1"/>
+                    </pic:cNvPicPr>
+                  </pic:nvPicPr>
+                  <pic:blipFill>
+                    <a:blip r:embed="rId19"/>
+                    <a:stretch>
+                      <a:fillRect/>
+                    </a:stretch>
+                  </pic:blipFill>
+                  <pic:spPr bwMode="auto">
+                    <a:xfrm>
+                      <a:off x="0" y="0"/>
+                      <a:ext cx="5334000" cy="2783948"/>
+                    </a:xfrm>
+                    <a:prstGeom prst="rect">
+                      <a:avLst/>
+                    </a:prstGeom>
+                    <a:noFill/>
+                    <a:ln w="9525">
+                      <a:noFill/>
+                      <a:headEnd/>
+                      <a:tailEnd/>
+                    </a:ln>
+                  </pic:spPr>
+                </pic:pic>
+              </a:graphicData>
+            </a:graphic>
+          </wp:inline>
+        </w:drawing>
+      </w:r>
+    </w:p>
     <w:p>
       <w:pPr>
         <w:pStyle w:val="ImageCaption"/>
@@ -817,8 +839,8 @@
         <w:t xml:space="preserve">Kode Program</w:t>
       </w:r>
     </w:p>
-    <w:bookmarkEnd w:id="19"/>
-    <w:bookmarkStart w:id="20" w:name="log-output-replikasi"/>
+    <w:bookmarkEnd w:id="22"/>
+    <w:bookmarkStart w:id="26" w:name="log-output-replikasi"/>
     <w:p>
       <w:pPr>
         <w:pStyle w:val="Heading3"/>
@@ -827,31 +849,53 @@
         <w:t xml:space="preserve">Log Output Replikasi</w:t>
       </w:r>
     </w:p>
-    <w:tbl>
-      <w:tblPr>
-        <w:tblStyle w:val="FigureTable"/>
-        <w:tblW w:type="auto" w:w="0"/>
-        <w:jc w:val="center"/>
-        <w:tblLook w:firstRow="0" w:lastRow="0" w:firstColumn="0" w:lastColumn="0"/>
-      </w:tblPr>
-      <w:tblGrid>
-        <w:gridCol w:w="7920"/>
-      </w:tblGrid>
-      <w:tr>
-        <w:tc>
-          <w:tcPr/>
-          <w:p>
-            <w:pPr>
-              <w:pStyle w:val="Compact"/>
-              <w:jc w:val="center"/>
-            </w:pPr>
-            <w:r>
-              <w:t xml:space="preserve">Log Output</w:t>
-            </w:r>
-          </w:p>
-        </w:tc>
-      </w:tr>
-    </w:tbl>
+    <w:p>
+      <w:pPr>
+        <w:pStyle w:val="CaptionedFigure"/>
+      </w:pPr>
+      <w:r>
+        <w:drawing>
+          <wp:inline>
+            <wp:extent cx="5334000" cy="1807510"/>
+            <wp:effectExtent b="0" l="0" r="0" t="0"/>
+            <wp:docPr descr="Log Output" title="" id="24" name="Picture"/>
+            <a:graphic>
+              <a:graphicData uri="http://schemas.openxmlformats.org/drawingml/2006/picture">
+                <pic:pic>
+                  <pic:nvPicPr>
+                    <pic:cNvPr descr="logs.png" id="25" name="Picture"/>
+                    <pic:cNvPicPr>
+                      <a:picLocks noChangeArrowheads="1" noChangeAspect="1"/>
+                    </pic:cNvPicPr>
+                  </pic:nvPicPr>
+                  <pic:blipFill>
+                    <a:blip r:embed="rId23"/>
+                    <a:stretch>
+                      <a:fillRect/>
+                    </a:stretch>
+                  </pic:blipFill>
+                  <pic:spPr bwMode="auto">
+                    <a:xfrm>
+                      <a:off x="0" y="0"/>
+                      <a:ext cx="5334000" cy="1807510"/>
+                    </a:xfrm>
+                    <a:prstGeom prst="rect">
+                      <a:avLst/>
+                    </a:prstGeom>
+                    <a:noFill/>
+                    <a:ln w="9525">
+                      <a:noFill/>
+                      <a:headEnd/>
+                      <a:tailEnd/>
+                    </a:ln>
+                  </pic:spPr>
+                </pic:pic>
+              </a:graphicData>
+            </a:graphic>
+          </wp:inline>
+        </w:drawing>
+      </w:r>
+    </w:p>
     <w:p>
       <w:pPr>
         <w:pStyle w:val="ImageCaption"/>
@@ -860,9 +904,9 @@
         <w:t xml:space="preserve">Log Output</w:t>
       </w:r>
     </w:p>
-    <w:bookmarkEnd w:id="20"/>
-    <w:bookmarkEnd w:id="21"/>
-    <w:bookmarkEnd w:id="22"/>
+    <w:bookmarkEnd w:id="26"/>
+    <w:bookmarkEnd w:id="27"/>
+    <w:bookmarkEnd w:id="28"/>
     <w:sectPr>
       <w:footnotePr>
         <w:numRestart w:val="eachSect"/>
